--- a/rus/docx/02.content.docx
+++ b/rus/docx/02.content.docx
@@ -11,6 +11,15 @@
         <w:pStyle w:val="Heading2"/>
       </w:pPr>
       <w:r>
+        <w:t>Resource: Заметки к учебнику (Тиндейл)</w:t>
+      </w:r>
+      <w:r/>
+    </w:p>
+    <w:p>
+      <w:pPr>
+        <w:pStyle w:val="Heading2"/>
+      </w:pPr>
+      <w:r>
         <w:t>License Information</w:t>
       </w:r>
       <w:r/>
@@ -21,7 +30,7 @@
         <w:rPr>
           <w:b/>
         </w:rPr>
-        <w:t>Study Notes (Tyndale)</w:t>
+        <w:t>Заметки к учебнику (Тиндейл)</w:t>
       </w:r>
       <w:r>
         <w:t xml:space="preserve"> (Russian) is based on</w:t>
@@ -74,7 +83,7 @@
         <w:pStyle w:val="Heading1"/>
       </w:pPr>
       <w:r>
-        <w:t>Study Notes (Tyndale)</w:t>
+        <w:t>Заметки к учебнику (Тиндейл)</w:t>
       </w:r>
     </w:p>
     <w:p>
@@ -83,6 +92,51 @@
           <w:headerReference w:type="even" r:id="rId8"/>
           <w:headerReference w:type="default" r:id="rId9"/>
           <w:footerReference w:type="default" r:id="rId10"/>
+          <w:footnotePr>
+            <w:numRestart w:val="eachSect"/>
+          </w:footnotePr>
+          <w:type w:val="continuous"/>
+          <w:pgSz w:w="12240" w:h="15840" w:code="1"/>
+          <w:pgMar w:top="1440" w:right="1440" w:bottom="1440" w:left="1440" w:header="504" w:footer="504" w:gutter="0"/>
+          <w:cols w:space="708"/>
+          <w:titlePg/>
+          <w:docGrid w:linePitch="360"/>
+        </w:sectPr>
+      </w:pPr>
+    </w:p>
+    <w:p>
+      <w:r/>
+    </w:p>
+    <w:p>
+      <w:pPr>
+        <w:pStyle w:val="Heading2"/>
+      </w:pPr>
+      <w:r>
+        <w:t>EXO</w:t>
+      </w:r>
+      <w:r/>
+    </w:p>
+    <w:p>
+      <w:r/>
+      <w:r>
+        <w:rPr>
+          <w:i/>
+        </w:rPr>
+        <w:t>Исход 1:1, Исход 1:1–22, Исход 1:2–4, Исход 1:5, Исход 1:6–7, Исход 1:8–10, Исход 1:10, Исход 1:11, Исход 1:12, Исход 1:14, Исход 1:15, Исход 1:16, Исход 1:17, Исход 1:19, Исход 1:20–21, Исход 2:1, Исход 2:1–25, Исход 2:2, Исход 2:3, Исход 2:5–6, Исход 2:7–9, Исход 2:10, Исход 2:11–12, Исход 2:11–15, Исход 2:13, Исход 2:14, Исход 2:15, Исход 2:16, Исход 2:16–25, Исход 2:17, Исход 2:18–20, Исход 2:24–25, Исход 3:1, Исход 3:1–10, Исход 3:1–4:28, Исход 3:2, Исход 3:4, Исход 3:5, Исход 3:6, Исход 3:7, Исход 3:8, Исход 3:10, Исход 3:11–12, Исход 3:11–4:17, Исход 3:12, Исход 3:13–22, Исход 3:14, Исход 3:15, Исход 3:16–17, Исход 3:18, Исход 3:19, Исход 3:20–21, Исход 4:1–9, Исход 4:3, Исход 4:6, Исход 4:9, Исход 4:10–17, Исход 4:11, Исход 4:13, Исход 4:14–17, Исход 4:18, Исход 4:20, Исход 4:21–23, Исход 4:24–26, Исход 4:25, Исход 4:27, Исход 4:29–7:7, Исход 4:31, Исход 5:1, Исход 5:1–14, Исход 5:2, Исход 5:3, Исход 5:4–5, Исход 5:6–14, Исход 5:7, Исход 5:22, Исход 5:22–23, Исход 6:1, Исход 6:1–13, Исход 6:2–3, Исход 6:2–8, Исход 6:7, Исход 6:9, Исход 6:10–13, Исход 6:14–16, Исход 6:14–30, Исход 6:16–20, Исход 6:18, Исход 6:20–25, Исход 7:1–7, Исход 7:3, Исход 7:5, Исход 7:7, Исход 7:8–11:10, Исход 7:8–12:30, Исход 7:9, Исход 7:11, Исход 7:14, Исход 7:14–25, Исход 7:22, Исход 8:1–15, Исход 8:7–8, Исход 8:9, Исход 8:10, Исход 8:13, Исход 8:16–19, Исход 8:19, Исход 8:20–32, Исход 8:25, Исход 8:26–27, Исход 8:29–30, Исход 9:1–7, Исход 9:3, Исход 9:5–6, Исход 9:8–12, Исход 9:12, Исход 9:13–33, Исход 9:14–17, Исход 9:16, Исход 9:20–21, Исход 9:26, Исход 9:27, Исход 9:29, Исход 10:1–20, Исход 10:2, Исход 10:4, Исход 10:7–11, Исход 10:13, Исход 10:13–15, Исход 10:17, Исход 10:21–29, Исход 10:24, Исход 10:25–26, Исход 10:27–29, Исход 11:1–9, Исход 11:3, Исход 11:5, Исход 11:7, Исход 11:8, Исход 12:1–30, Исход 12:2, Исход 12:5, Исход 12:6, Исход 12:7, Исход 12:10, Исход 12:11, Исход 12:12, Исход 12:14, Исход 12:15, Исход 12:22, Исход 12:25, Исход 12:26–27, Исход 12:28–30, Исход 12:31–33, Исход 12:31–14:31, Исход 12:35, Исход 12:37, Исход 12:38, Исход 12:40, Исход 12:43–50, Исход 12:46, Исход 12:51, Исход 13:1–10, Исход 13:1–16, Исход 13:5, Исход 13:9, Исход 13:13, Исход 13:16, Исход 13:17–18, Исход 13:17–14:4, Исход 13:18, Исход 13:19, Исход 13:20, Исход 13:21, Исход 14:2, Исход 14:4, Исход 14:5–14, Исход 14:6–7, Исход 14:9, Исход 14:10–12, Исход 14:13–14, Исход 14:15–31, Исход 14:17, Исход 14:19–25, Исход 14:22, Исход 14:25, Исход 14:31, Исход 15:1, Исход 15:1–5, Исход 15:1–18, Исход 15:2, Исход 15:3, Исход 15:6, Исход 15:6–12, Исход 15:8, Исход 15:9–10, Исход 15:11, Исход 15:13, Исход 15:13–18, Исход 15:14–15, Исход 15:17, Исход 15:19–21, Исход 15:22–27, Исход 15:22–18:27, Исход 15:23, Исход 15:24, Исход 15:25, Исход 15:26, Исход 16:1–36, Исход 16:2, Исход 16:3, Исход 16:4–5, Исход 16:7, Исход 16:15, Исход 16:19–20, Исход 16:21–30, Исход 16:32–36, Исход 16:35, Исход 17:1, Исход 17:2, Исход 17:3, Исход 17:6, Исход 17:8, Исход 17:8–16, Исход 17:9, Исход 17:9–13, Исход 17:14–16, Исход 17:15, Исход 17:16, Исход 18:1–12, Исход 18:7, Исход 18:13–16, Исход 18:13–27, Исход 18:17–18, Исход 18:19–22, Исход 19:1, Исход 19:1–9, Исход 19:2, Исход 19:3, Исход 19:5–6, Исход 19:7–8, Исход 19:9, Исход 19:10–15, Исход 19:16–25, Исход 19:21–25, Исход 20:1, Исход 20:1–17, Исход 20:1–23:33, Исход 20:2, Исход 20:3, Исход 20:3–11, Исход 20:3–17, Исход 20:4, Исход 20:5–6, Исход 20:7, Исход 20:8–11, Исход 20:11, Исход 20:12, Исход 20:12–17, Исход 20:13, Исход 20:14, Исход 20:15, Исход 20:16, Исход 20:17, Исход 20:18–21, Исход 20:18–26, Исход 20:22–26, Исход 21:1–11, Исход 21:1–23:19, Исход 21:1–23:33, Исход 21:2, Исход 21:3, Исход 21:4–6, Исход 21:7–9, Исход 21:12–17, Исход 21:14, Исход 21:17, Исход 21:18–27, Исход 21:22–25, Исход 21:28–32, Исход 21:33–22:15, Исход 22:16–31, Исход 22:18, Исход 22:20, Исход 22:21, Исход 22:22–23, Исход 22:25–27, Исход 22:30, Исход 22:31, Исход 23:1–3, Исход 23:1–9, Исход 23:7, Исход 23:10–12, Исход 23:14–17, Исход 23:15, Исход 23:16, Исход 23:18, Исход 23:19, Исход 23:20–23, Исход 23:20–33, Исход 23:24, Исход 23:26, Исход 23:29–31, Исход 23:31, Исход 23:33, Исход 24:1–2, Исход 24:1–18, Исход 24:3, Исход 24:4, Исход 24:6, Исход 24:7, Исход 24:8, Исход 24:10, Исход 24:11, Исход 24:12, Исход 24:17, Исход 25:1–27:19, Исход 25:1–40:38, Исход 25:2, Исход 25:8, Исход 25:9, Исход 25:10–22, Исход 25:12–15, Исход 25:17, Исход 25:18, Исход 25:22, Исход 25:23–30, Исход 25:29, Исход 25:31–39, Исход 26:1–37, Исход 26:2–6, Исход 26:9, Исход 26:15, Исход 26:19, Исход 26:31, Исход 26:33, Исход 26:36–37, Исход 27:1–8, Исход 27:1–19, Исход 27:2, Исход 27:5, Исход 27:9–19, Исход 27:16, Исход 27:19, Исход 27:20–21, Исход 27:20–30:38, Исход 27:21, Исход 28:1–2, Исход 28:1–43, Исход 28:6–14, Исход 28:12, Исход 28:15–30, Исход 28:29, Исход 28:30, Исход 28:31–35, Исход 28:36–38, Исход 28:39, Исход 28:42–43, Исход 29:1, Исход 29:1–37, Исход 29:4, Исход 29:7, Исход 29:9, Исход 29:10–34, Исход 29:13, Исход 29:14, Исход 29:15–18, Исход 29:18, Исход 29:19–28, Исход 29:20–21, Исход 29:30, Исход 29:31, Исход 29:32–34, Исход 29:33, Исход 29:37, Исход 29:38–41, Исход 29:42–46, Исход 29:46, Исход 30:1–10, Исход 30:6, Исход 30:12, Исход 30:17–21, Исход 30:22–38, Исход 30:33, Исход 31:1–11, Исход 31:3, Исход 31:6, Исход 31:11, Исход 31:12–18, Исход 31:14–15, Исход 31:18, Исход 32:1, Исход 32:1–6, Исход 32:1–35, Исход 32:2–4, Исход 32:4, Исход 32:5, Исход 32:6, Исход 32:7, Исход 32:9–10, Исход 32:10, Исход 32:11–13, Исход 32:14, Исход 32:15–29, Исход 32:16, Исход 32:19, Исход 32:20, Исход 32:21–25, Исход 32:25, Исход 32:26–29, Исход 32:30–35, Исход 32:32, Исход 32:33, Исход 32:34, Исход 33:1–6, Исход 33:2–3, Исход 33:3, Исход 33:4–6, Исход 33:7, Исход 33:7–11, Исход 33:8–11, Исход 33:11, Исход 33:12, Исход 33:12–23, Исход 33:13, Исход 33:14, Исход 33:15–16, Исход 33:17, Исход 33:18, Исход 33:19, Исход 33:20–23, Исход 34:1–3, Исход 34:1–35, Исход 34:5–6, Исход 34:5–9, Исход 34:6, Исход 34:7, Исход 34:8–9, Исход 34:10–11, Исход 34:10–26, Исход 34:12–17, Исход 34:13, Исход 34:16, Исход 34:22, Исход 34:23, Исход 34:24, Исход 34:27–28, Исход 34:29–35, Исход 34:33, Исход 35:1–40:38, Исход 35:4–36:7, Исход 37:1–29, Исход 38:1–20, Исход 38:8, Исход 38:21, Исход 38:21–29, Исход 38:26, Исход 39:1–31, Исход 39:30, Исход 39:32–43, Исход 40:1–33, Исход 40:2, Исход 40:3, Исход 40:33, Исход 40:34–38, Исход 40:38</w:t>
+      </w:r>
+      <w:r/>
+    </w:p>
+    <w:p>
+      <w:r/>
+      <w:r>
+        <w:t xml:space="preserve"> </w:t>
+      </w:r>
+      <w:r/>
+      <w:r/>
+    </w:p>
+    <w:p>
+      <w:pPr>
+        <w:sectPr>
           <w:footnotePr>
             <w:numRestart w:val="eachSect"/>
           </w:footnotePr>

--- a/rus/docx/02.content.docx
+++ b/rus/docx/02.content.docx
@@ -163,13 +163,6 @@
         <w:rPr>
           <w:lang w:val="ru_RU" w:bidi="ru_RU"/>
         </w:rPr>
-      </w:r>
-      <w:r>
-        <w:rPr>
-          <w:i/>
-          <w:lang w:val="ru_RU" w:bidi="ru_RU"/>
-        </w:rPr>
-        <w:t>Исход 1:1, Исход 1:1–22, Исход 1:2–4, Исход 1:5, Исход 1:6–7, Исход 1:8–10, Исход 1:10, Исход 1:11, Исход 1:12, Исход 1:14, Исход 1:15, Исход 1:16, Исход 1:17, Исход 1:19, Исход 1:20–21, Исход 2:1, Исход 2:1–25, Исход 2:2, Исход 2:3, Исход 2:5–6, Исход 2:7–9, Исход 2:10, Исход 2:11–12, Исход 2:11–15, Исход 2:13, Исход 2:14, Исход 2:15, Исход 2:16, Исход 2:16–25, Исход 2:17, Исход 2:18–20, Исход 2:24–25, Исход 3:1, Исход 3:1–10, Исход 3:1–4:28, Исход 3:2, Исход 3:4, Исход 3:5, Исход 3:6, Исход 3:7, Исход 3:8, Исход 3:10, Исход 3:11–12, Исход 3:11–4:17, Исход 3:12, Исход 3:13–22, Исход 3:14, Исход 3:15, Исход 3:16–17, Исход 3:18, Исход 3:19, Исход 3:20–21, Исход 4:1–9, Исход 4:3, Исход 4:6, Исход 4:9, Исход 4:10–17, Исход 4:11, Исход 4:13, Исход 4:14–17, Исход 4:18, Исход 4:20, Исход 4:21–23, Исход 4:24–26, Исход 4:25, Исход 4:27, Исход 4:29–7:7, Исход 4:31, Исход 5:1, Исход 5:1–14, Исход 5:2, Исход 5:3, Исход 5:4–5, Исход 5:6–14, Исход 5:7, Исход 5:22, Исход 5:22–23, Исход 6:1, Исход 6:1–13, Исход 6:2–3, Исход 6:2–8, Исход 6:7, Исход 6:9, Исход 6:10–13, Исход 6:14–16, Исход 6:14–30, Исход 6:16–20, Исход 6:18, Исход 6:20–25, Исход 7:1–7, Исход 7:3, Исход 7:5, Исход 7:7, Исход 7:8–11:10, Исход 7:8–12:30, Исход 7:9, Исход 7:11, Исход 7:14, Исход 7:14–25, Исход 7:22, Исход 8:1–15, Исход 8:7–8, Исход 8:9, Исход 8:10, Исход 8:13, Исход 8:16–19, Исход 8:19, Исход 8:20–32, Исход 8:25, Исход 8:26–27, Исход 8:29–30, Исход 9:1–7, Исход 9:3, Исход 9:5–6, Исход 9:8–12, Исход 9:12, Исход 9:13–33, Исход 9:14–17, Исход 9:16, Исход 9:20–21, Исход 9:26, Исход 9:27, Исход 9:29, Исход 10:1–20, Исход 10:2, Исход 10:4, Исход 10:7–11, Исход 10:13, Исход 10:13–15, Исход 10:17, Исход 10:21–29, Исход 10:24, Исход 10:25–26, Исход 10:27–29, Исход 11:1–9, Исход 11:3, Исход 11:5, Исход 11:7, Исход 11:8, Исход 12:1–30, Исход 12:2, Исход 12:5, Исход 12:6, Исход 12:7, Исход 12:10, Исход 12:11, Исход 12:12, Исход 12:14, Исход 12:15, Исход 12:22, Исход 12:25, Исход 12:26–27, Исход 12:28–30, Исход 12:31–33, Исход 12:31–14:31, Исход 12:35, Исход 12:37, Исход 12:38, Исход 12:40, Исход 12:43–50, Исход 12:46, Исход 12:51, Исход 13:1–10, Исход 13:1–16, Исход 13:5, Исход 13:9, Исход 13:13, Исход 13:16, Исход 13:17–18, Исход 13:17–14:4, Исход 13:18, Исход 13:19, Исход 13:20, Исход 13:21, Исход 14:2, Исход 14:4, Исход 14:5–14, Исход 14:6–7, Исход 14:9, Исход 14:10–12, Исход 14:13–14, Исход 14:15–31, Исход 14:17, Исход 14:19–25, Исход 14:22, Исход 14:25, Исход 14:31, Исход 15:1, Исход 15:1–5, Исход 15:1–18, Исход 15:2, Исход 15:3, Исход 15:6, Исход 15:6–12, Исход 15:8, Исход 15:9–10, Исход 15:11, Исход 15:13, Исход 15:13–18, Исход 15:14–15, Исход 15:17, Исход 15:19–21, Исход 15:22–27, Исход 15:22–18:27, Исход 15:23, Исход 15:24, Исход 15:25, Исход 15:26, Исход 16:1–36, Исход 16:2, Исход 16:3, Исход 16:4–5, Исход 16:7, Исход 16:15, Исход 16:19–20, Исход 16:21–30, Исход 16:32–36, Исход 16:35, Исход 17:1, Исход 17:2, Исход 17:3, Исход 17:6, Исход 17:8, Исход 17:8–16, Исход 17:9, Исход 17:9–13, Исход 17:14–16, Исход 17:15, Исход 17:16, Исход 18:1–12, Исход 18:7, Исход 18:13–16, Исход 18:13–27, Исход 18:17–18, Исход 18:19–22, Исход 19:1, Исход 19:1–9, Исход 19:2, Исход 19:3, Исход 19:5–6, Исход 19:7–8, Исход 19:9, Исход 19:10–15, Исход 19:16–25, Исход 19:21–25, Исход 20:1, Исход 20:1–17, Исход 20:1–23:33, Исход 20:2, Исход 20:3, Исход 20:3–11, Исход 20:3–17, Исход 20:4, Исход 20:5–6, Исход 20:7, Исход 20:8–11, Исход 20:11, Исход 20:12, Исход 20:12–17, Исход 20:13, Исход 20:14, Исход 20:15, Исход 20:16, Исход 20:17, Исход 20:18–21, Исход 20:18–26, Исход 20:22–26, Исход 21:1–11, Исход 21:1–23:19, Исход 21:1–23:33, Исход 21:2, Исход 21:3, Исход 21:4–6, Исход 21:7–9, Исход 21:12–17, Исход 21:14, Исход 21:17, Исход 21:18–27, Исход 21:22–25, Исход 21:28–32, Исход 21:33–22:15, Исход 22:16–31, Исход 22:18, Исход 22:20, Исход 22:21, Исход 22:22–23, Исход 22:25–27, Исход 22:30, Исход 22:31, Исход 23:1–3, Исход 23:1–9, Исход 23:7, Исход 23:10–12, Исход 23:14–17, Исход 23:15, Исход 23:16, Исход 23:18, Исход 23:19, Исход 23:20–23, Исход 23:20–33, Исход 23:24, Исход 23:26, Исход 23:29–31, Исход 23:31, Исход 23:33, Исход 24:1–2, Исход 24:1–18, Исход 24:3, Исход 24:4, Исход 24:6, Исход 24:7, Исход 24:8, Исход 24:10, Исход 24:11, Исход 24:12, Исход 24:17, Исход 25:1–27:19, Исход 25:1–40:38, Исход 25:2, Исход 25:8, Исход 25:9, Исход 25:10–22, Исход 25:12–15, Исход 25:17, Исход 25:18, Исход 25:22, Исход 25:23–30, Исход 25:29, Исход 25:31–39, Исход 26:1–37, Исход 26:2–6, Исход 26:9, Исход 26:15, Исход 26:19, Исход 26:31, Исход 26:33, Исход 26:36–37, Исход 27:1–8, Исход 27:1–19, Исход 27:2, Исход 27:5, Исход 27:9–19, Исход 27:16, Исход 27:19, Исход 27:20–21, Исход 27:20–30:38, Исход 27:21, Исход 28:1–2, Исход 28:1–43, Исход 28:6–14, Исход 28:12, Исход 28:15–30, Исход 28:29, Исход 28:30, Исход 28:31–35, Исход 28:36–38, Исход 28:39, Исход 28:42–43, Исход 29:1, Исход 29:1–37, Исход 29:4, Исход 29:7, Исход 29:9, Исход 29:10–34, Исход 29:13, Исход 29:14, Исход 29:15–18, Исход 29:18, Исход 29:19–28, Исход 29:20–21, Исход 29:30, Исход 29:31, Исход 29:32–34, Исход 29:33, Исход 29:37, Исход 29:38–41, Исход 29:42–46, Исход 29:46, Исход 30:1–10, Исход 30:6, Исход 30:12, Исход 30:17–21, Исход 30:22–38, Исход 30:33, Исход 31:1–11, Исход 31:3, Исход 31:6, Исход 31:11, Исход 31:12–18, Исход 31:14–15, Исход 31:18, Исход 32:1, Исход 32:1–6, Исход 32:1–35, Исход 32:2–4, Исход 32:4, Исход 32:5, Исход 32:6, Исход 32:7, Исход 32:9–10, Исход 32:10, Исход 32:11–13, Исход 32:14, Исход 32:15–29, Исход 32:16, Исход 32:19, Исход 32:20, Исход 32:21–25, Исход 32:25, Исход 32:26–29, Исход 32:30–35, Исход 32:32, Исход 32:33, Исход 32:34, Исход 33:1–6, Исход 33:2–3, Исход 33:3, Исход 33:4–6, Исход 33:7, Исход 33:7–11, Исход 33:8–11, Исход 33:11, Исход 33:12, Исход 33:12–23, Исход 33:13, Исход 33:14, Исход 33:15–16, Исход 33:17, Исход 33:18, Исход 33:19, Исход 33:20–23, Исход 34:1–3, Исход 34:1–35, Исход 34:5–6, Исход 34:5–9, Исход 34:6, Исход 34:7, Исход 34:8–9, Исход 34:10–11, Исход 34:10–26, Исход 34:12–17, Исход 34:13, Исход 34:16, Исход 34:22, Исход 34:23, Исход 34:24, Исход 34:27–28, Исход 34:29–35, Исход 34:33, Исход 35:1–40:38, Исход 35:4–36:7, Исход 37:1–29, Исход 38:1–20, Исход 38:8, Исход 38:21, Исход 38:21–29, Исход 38:26, Исход 39:1–31, Исход 39:30, Исход 39:32–43, Исход 40:1–33, Исход 40:2, Исход 40:3, Исход 40:33, Исход 40:34–38, Исход 40:38</w:t>
       </w:r>
       <w:r>
         <w:rPr>

--- a/rus/docx/02.content.docx
+++ b/rus/docx/02.content.docx
@@ -150,19 +150,6 @@
           <w:lang w:val="ru_RU" w:bidi="ru_RU"/>
         </w:rPr>
         <w:t>EXO</w:t>
-      </w:r>
-      <w:r>
-        <w:rPr>
-          <w:lang w:val="ru_RU" w:bidi="ru_RU"/>
-        </w:rPr>
-      </w:r>
-    </w:p>
-    <w:p>
-      <w:pPr/>
-      <w:r>
-        <w:rPr>
-          <w:lang w:val="ru_RU" w:bidi="ru_RU"/>
-        </w:rPr>
       </w:r>
       <w:r>
         <w:rPr>

--- a/rus/docx/02.content.docx
+++ b/rus/docx/02.content.docx
@@ -19,7 +19,7 @@
         <w:rPr>
           <w:lang w:val="ru_RU" w:bidi="ru_RU"/>
         </w:rPr>
-        <w:t>Resource: Заметки к учебнику (Тиндейл)</w:t>
+        <w:t>Resource: Tyndale Open Study Notes</w:t>
       </w:r>
       <w:r>
         <w:rPr>
@@ -112,7 +112,7 @@
         <w:rPr>
           <w:lang w:val="ru_RU" w:bidi="ru_RU"/>
         </w:rPr>
-        <w:t>Заметки к учебнику (Тиндейл)</w:t>
+        <w:t>Tyndale Open Study Notes</w:t>
       </w:r>
     </w:p>
     <w:p>

--- a/rus/docx/02.content.docx
+++ b/rus/docx/02.content.docx
@@ -19,7 +19,7 @@
         <w:rPr>
           <w:lang w:val="ru_RU" w:bidi="ru_RU"/>
         </w:rPr>
-        <w:t>Resource: Tyndale Open Study Notes</w:t>
+        <w:t>Resource: Aquifer Open Study Notes</w:t>
       </w:r>
       <w:r>
         <w:rPr>
@@ -112,7 +112,7 @@
         <w:rPr>
           <w:lang w:val="ru_RU" w:bidi="ru_RU"/>
         </w:rPr>
-        <w:t>Tyndale Open Study Notes</w:t>
+        <w:t>Aquifer Open Study Notes</w:t>
       </w:r>
     </w:p>
     <w:p>
